--- a/generador/plantillas/21_Notificacion_renovacion.docx
+++ b/generador/plantillas/21_Notificacion_renovacion.docx
@@ -18,7 +18,7 @@
           <w:sz w:val="22"/>
           <w:szCs w:val="22"/>
         </w:rPr>
-        <w:t xml:space="preserve">{ciudad}, {fechaNotificacion}</w:t>
+        <w:t xml:space="preserve">{ciudad}, {fechanotificacion}</w:t>
       </w:r>
     </w:p>
     <w:p>
@@ -158,7 +158,7 @@
           <w:sz w:val="22"/>
           <w:szCs w:val="22"/>
         </w:rPr>
-        <w:t xml:space="preserve">Notificación de renovación del contrato Nro. {contratoAnterior}</w:t>
+        <w:t xml:space="preserve">Notificación de renovación del contrato Nro. {contratoNro}</w:t>
       </w:r>
     </w:p>
     <w:p>
@@ -206,7 +206,7 @@
           <w:sz w:val="22"/>
           <w:szCs w:val="22"/>
         </w:rPr>
-        <w:t xml:space="preserve">renovar el contrato Nro. {contratoAnterior}</w:t>
+        <w:t xml:space="preserve">renovar el contrato Nro. {contratoNro}</w:t>
       </w:r>
       <w:r>
         <w:rPr>
@@ -410,7 +410,7 @@
                 <w:sz w:val="22"/>
                 <w:szCs w:val="22"/>
               </w:rPr>
-              <w:t xml:space="preserve">{contratoAnterior}</w:t>
+              <w:t xml:space="preserve">{contratoNro}</w:t>
             </w:r>
           </w:p>
         </w:tc>

--- a/generador/plantillas/21_Notificacion_renovacion.docx
+++ b/generador/plantillas/21_Notificacion_renovacion.docx
@@ -961,7 +961,7 @@
           <w:sz w:val="22"/>
           <w:szCs w:val="22"/>
         </w:rPr>
-        <w:t xml:space="preserve">Administrador/a Contador/a</w:t>
+        <w:t xml:space="preserve">{AdminContador}</w:t>
       </w:r>
     </w:p>
     <w:p>
